--- a/docs/Inkline_Blog_Platform_Documentation.docx
+++ b/docs/Inkline_Blog_Platform_Documentation.docx
@@ -19,18 +19,7 @@
         <w:jc w:val="center"/>
       </w:pPr>
       <w:r>
-        <w:rPr>
-          <w:sz w:val="26"/>
-        </w:rPr>
-        <w:t>React + Firebase College Project Documentation</w:t>
-      </w:r>
-    </w:p>
-    <w:p>
-      <w:pPr>
-        <w:jc w:val="center"/>
-      </w:pPr>
-      <w:r>
-        <w:t>Prepared for project handoff and presentation</w:t>
+        <w:t>React + Firebase Public Blog Application</w:t>
       </w:r>
     </w:p>
     <w:p>
@@ -43,7 +32,7 @@
     </w:p>
     <w:p>
       <w:r>
-        <w:t>Inkline is a modern blog platform where public users can browse, search, filter, and read posts. The admin can sign in and manage blog posts through a protected dashboard.</w:t>
+        <w:t>Inkline is a public Firebase blog platform where users can browse, search, filter, read, and upload blog posts. The application has no admin portal.</w:t>
       </w:r>
     </w:p>
     <w:p>
@@ -83,23 +72,7 @@
         <w:pStyle w:val="ListBullet"/>
       </w:pPr>
       <w:r>
-        <w:t>Firebase Authentication</w:t>
-      </w:r>
-    </w:p>
-    <w:p>
-      <w:pPr>
-        <w:pStyle w:val="ListBullet"/>
-      </w:pPr>
-      <w:r>
         <w:t>Cloud Firestore</w:t>
-      </w:r>
-    </w:p>
-    <w:p>
-      <w:pPr>
-        <w:pStyle w:val="ListBullet"/>
-      </w:pPr>
-      <w:r>
-        <w:t>Firebase Hosting ready</w:t>
       </w:r>
     </w:p>
     <w:p>
@@ -139,23 +112,7 @@
         <w:pStyle w:val="ListBullet"/>
       </w:pPr>
       <w:r>
-        <w:t>Firebase admin login</w:t>
-      </w:r>
-    </w:p>
-    <w:p>
-      <w:pPr>
-        <w:pStyle w:val="ListBullet"/>
-      </w:pPr>
-      <w:r>
-        <w:t>Protected admin dashboard</w:t>
-      </w:r>
-    </w:p>
-    <w:p>
-      <w:pPr>
-        <w:pStyle w:val="ListBullet"/>
-      </w:pPr>
-      <w:r>
-        <w:t>Create, edit, delete, publish, and unpublish posts</w:t>
+        <w:t>Public blog upload page</w:t>
       </w:r>
     </w:p>
     <w:p>
@@ -174,52 +131,6 @@
         <w:t>Loading states, error messages, cards, navbar, footer, and hover effects</w:t>
       </w:r>
     </w:p>
-    <w:p>
-      <w:pPr>
-        <w:pStyle w:val="Heading1"/>
-      </w:pPr>
-      <w:r>
-        <w:t>Firebase Configuration</w:t>
-      </w:r>
-    </w:p>
-    <w:p>
-      <w:r>
-        <w:t>The project is connected to the provided Firebase web app. Configuration is stored in frontend/.env and frontend/.env.example.</w:t>
-      </w:r>
-    </w:p>
-    <w:tbl>
-      <w:tblPr>
-        <w:tblStyle w:val="TableGrid"/>
-        <w:tblW w:type="auto" w:w="0"/>
-        <w:tblLook w:firstColumn="1" w:firstRow="1" w:lastColumn="0" w:lastRow="0" w:noHBand="0" w:noVBand="1" w:val="04A0"/>
-      </w:tblPr>
-      <w:tblGrid>
-        <w:gridCol w:w="10224"/>
-      </w:tblGrid>
-      <w:tr>
-        <w:tc>
-          <w:tcPr>
-            <w:tcW w:type="dxa" w:w="10224"/>
-            <w:shd w:fill="F3F4F6"/>
-          </w:tcPr>
-          <w:p>
-            <w:r>
-              <w:rPr>
-                <w:rFonts w:ascii="Consolas" w:hAnsi="Consolas"/>
-                <w:sz w:val="18"/>
-              </w:rPr>
-              <w:t>VITE_FIREBASE_PROJECT_ID=inkline-d699b</w:t>
-              <w:br/>
-              <w:t>VITE_FIREBASE_AUTH_DOMAIN=inkline-d699b.firebaseapp.com</w:t>
-              <w:br/>
-              <w:t>VITE_FIREBASE_STORAGE_BUCKET=inkline-d699b.firebasestorage.app</w:t>
-              <w:br/>
-              <w:t>VITE_FIREBASE_MEASUREMENT_ID=G-6KZYESRENS</w:t>
-            </w:r>
-          </w:p>
-        </w:tc>
-      </w:tr>
-    </w:tbl>
     <w:p>
       <w:pPr>
         <w:pStyle w:val="Heading1"/>
@@ -261,93 +172,9 @@
     </w:tbl>
     <w:p>
       <w:r>
-        <w:t>Open http://localhost:5173 in the browser.</w:t>
+        <w:t>Open the local URL shown in the terminal, usually http://localhost:5173.</w:t>
       </w:r>
     </w:p>
-    <w:p>
-      <w:pPr>
-        <w:pStyle w:val="Heading1"/>
-      </w:pPr>
-      <w:r>
-        <w:t>How to Seed Sample Posts</w:t>
-      </w:r>
-    </w:p>
-    <w:p>
-      <w:r>
-        <w:t>Create an admin user in Firebase Authentication first, then place the same email/password in frontend/.env.</w:t>
-      </w:r>
-    </w:p>
-    <w:tbl>
-      <w:tblPr>
-        <w:tblStyle w:val="TableGrid"/>
-        <w:tblW w:type="auto" w:w="0"/>
-        <w:tblLook w:firstColumn="1" w:firstRow="1" w:lastColumn="0" w:lastRow="0" w:noHBand="0" w:noVBand="1" w:val="04A0"/>
-      </w:tblPr>
-      <w:tblGrid>
-        <w:gridCol w:w="10224"/>
-      </w:tblGrid>
-      <w:tr>
-        <w:tc>
-          <w:tcPr>
-            <w:tcW w:type="dxa" w:w="10224"/>
-            <w:shd w:fill="F3F4F6"/>
-          </w:tcPr>
-          <w:p>
-            <w:r>
-              <w:rPr>
-                <w:rFonts w:ascii="Consolas" w:hAnsi="Consolas"/>
-                <w:sz w:val="18"/>
-              </w:rPr>
-              <w:t>cd blog-platform/frontend</w:t>
-              <w:br/>
-              <w:t>npm run seed</w:t>
-            </w:r>
-          </w:p>
-        </w:tc>
-      </w:tr>
-    </w:tbl>
-    <w:p>
-      <w:pPr>
-        <w:pStyle w:val="Heading1"/>
-      </w:pPr>
-      <w:r>
-        <w:t>Admin Login</w:t>
-      </w:r>
-    </w:p>
-    <w:p>
-      <w:r>
-        <w:t>Use the admin account created in Firebase Authentication. Example credentials used by the seed script:</w:t>
-      </w:r>
-    </w:p>
-    <w:tbl>
-      <w:tblPr>
-        <w:tblStyle w:val="TableGrid"/>
-        <w:tblW w:type="auto" w:w="0"/>
-        <w:tblLook w:firstColumn="1" w:firstRow="1" w:lastColumn="0" w:lastRow="0" w:noHBand="0" w:noVBand="1" w:val="04A0"/>
-      </w:tblPr>
-      <w:tblGrid>
-        <w:gridCol w:w="10224"/>
-      </w:tblGrid>
-      <w:tr>
-        <w:tc>
-          <w:tcPr>
-            <w:tcW w:type="dxa" w:w="10224"/>
-            <w:shd w:fill="F3F4F6"/>
-          </w:tcPr>
-          <w:p>
-            <w:r>
-              <w:rPr>
-                <w:rFonts w:ascii="Consolas" w:hAnsi="Consolas"/>
-                <w:sz w:val="18"/>
-              </w:rPr>
-              <w:t>Email: admin@example.com</w:t>
-              <w:br/>
-              <w:t>Password: Admin@12345</w:t>
-            </w:r>
-          </w:p>
-        </w:tc>
-      </w:tr>
-    </w:tbl>
     <w:p>
       <w:pPr>
         <w:pStyle w:val="Heading1"/>
@@ -464,7 +291,7 @@
       <w:r>
         <w:drawing>
           <wp:inline xmlns:a="http://schemas.openxmlformats.org/drawingml/2006/main" xmlns:pic="http://schemas.openxmlformats.org/drawingml/2006/picture">
-            <wp:extent cx="6217920" cy="23808088"/>
+            <wp:extent cx="6217920" cy="18451002"/>
             <wp:docPr id="1" name="Picture 1"/>
             <wp:cNvGraphicFramePr>
               <a:graphicFrameLocks noChangeAspect="1"/>
@@ -485,7 +312,7 @@
                   <pic:spPr>
                     <a:xfrm>
                       <a:off x="0" y="0"/>
-                      <a:ext cx="6217920" cy="23808088"/>
+                      <a:ext cx="6217920" cy="18451002"/>
                     </a:xfrm>
                     <a:prstGeom prst="rect"/>
                   </pic:spPr>
@@ -511,7 +338,7 @@
       <w:r>
         <w:drawing>
           <wp:inline xmlns:a="http://schemas.openxmlformats.org/drawingml/2006/main" xmlns:pic="http://schemas.openxmlformats.org/drawingml/2006/picture">
-            <wp:extent cx="6217920" cy="16217499"/>
+            <wp:extent cx="6217920" cy="9912626"/>
             <wp:docPr id="2" name="Picture 2"/>
             <wp:cNvGraphicFramePr>
               <a:graphicFrameLocks noChangeAspect="1"/>
@@ -532,7 +359,7 @@
                   <pic:spPr>
                     <a:xfrm>
                       <a:off x="0" y="0"/>
-                      <a:ext cx="6217920" cy="16217499"/>
+                      <a:ext cx="6217920" cy="9912626"/>
                     </a:xfrm>
                     <a:prstGeom prst="rect"/>
                   </pic:spPr>
@@ -558,7 +385,7 @@
       <w:r>
         <w:drawing>
           <wp:inline xmlns:a="http://schemas.openxmlformats.org/drawingml/2006/main" xmlns:pic="http://schemas.openxmlformats.org/drawingml/2006/picture">
-            <wp:extent cx="6217920" cy="10999537"/>
+            <wp:extent cx="6217920" cy="15387099"/>
             <wp:docPr id="3" name="Picture 3"/>
             <wp:cNvGraphicFramePr>
               <a:graphicFrameLocks noChangeAspect="1"/>
@@ -579,7 +406,7 @@
                   <pic:spPr>
                     <a:xfrm>
                       <a:off x="0" y="0"/>
-                      <a:ext cx="6217920" cy="10999537"/>
+                      <a:ext cx="6217920" cy="15387099"/>
                     </a:xfrm>
                     <a:prstGeom prst="rect"/>
                   </pic:spPr>
@@ -595,7 +422,7 @@
         <w:pStyle w:val="Heading2"/>
       </w:pPr>
       <w:r>
-        <w:t>Admin Login Page</w:t>
+        <w:t>Write / Upload Blog Page</w:t>
       </w:r>
     </w:p>
     <w:p>
@@ -605,7 +432,7 @@
       <w:r>
         <w:drawing>
           <wp:inline xmlns:a="http://schemas.openxmlformats.org/drawingml/2006/main" xmlns:pic="http://schemas.openxmlformats.org/drawingml/2006/picture">
-            <wp:extent cx="6217920" cy="6990615"/>
+            <wp:extent cx="6217920" cy="14925261"/>
             <wp:docPr id="4" name="Picture 4"/>
             <wp:cNvGraphicFramePr>
               <a:graphicFrameLocks noChangeAspect="1"/>
@@ -614,7 +441,7 @@
               <a:graphicData uri="http://schemas.openxmlformats.org/drawingml/2006/picture">
                 <pic:pic>
                   <pic:nvPicPr>
-                    <pic:cNvPr id="0" name="admin-login.png"/>
+                    <pic:cNvPr id="0" name="write.png"/>
                     <pic:cNvPicPr/>
                   </pic:nvPicPr>
                   <pic:blipFill>
@@ -626,54 +453,7 @@
                   <pic:spPr>
                     <a:xfrm>
                       <a:off x="0" y="0"/>
-                      <a:ext cx="6217920" cy="6990615"/>
-                    </a:xfrm>
-                    <a:prstGeom prst="rect"/>
-                  </pic:spPr>
-                </pic:pic>
-              </a:graphicData>
-            </a:graphic>
-          </wp:inline>
-        </w:drawing>
-      </w:r>
-    </w:p>
-    <w:p>
-      <w:pPr>
-        <w:pStyle w:val="Heading2"/>
-      </w:pPr>
-      <w:r>
-        <w:t>Admin Dashboard</w:t>
-      </w:r>
-    </w:p>
-    <w:p>
-      <w:pPr>
-        <w:jc w:val="center"/>
-      </w:pPr>
-      <w:r>
-        <w:drawing>
-          <wp:inline xmlns:a="http://schemas.openxmlformats.org/drawingml/2006/main" xmlns:pic="http://schemas.openxmlformats.org/drawingml/2006/picture">
-            <wp:extent cx="6217920" cy="8545095"/>
-            <wp:docPr id="5" name="Picture 5"/>
-            <wp:cNvGraphicFramePr>
-              <a:graphicFrameLocks noChangeAspect="1"/>
-            </wp:cNvGraphicFramePr>
-            <a:graphic>
-              <a:graphicData uri="http://schemas.openxmlformats.org/drawingml/2006/picture">
-                <pic:pic>
-                  <pic:nvPicPr>
-                    <pic:cNvPr id="0" name="admin-dashboard.png"/>
-                    <pic:cNvPicPr/>
-                  </pic:nvPicPr>
-                  <pic:blipFill>
-                    <a:blip r:embed="rId13"/>
-                    <a:stretch>
-                      <a:fillRect/>
-                    </a:stretch>
-                  </pic:blipFill>
-                  <pic:spPr>
-                    <a:xfrm>
-                      <a:off x="0" y="0"/>
-                      <a:ext cx="6217920" cy="8545095"/>
+                      <a:ext cx="6217920" cy="14925261"/>
                     </a:xfrm>
                     <a:prstGeom prst="rect"/>
                   </pic:spPr>
@@ -690,11 +470,6 @@
       </w:pPr>
       <w:r>
         <w:t>Verification</w:t>
-      </w:r>
-    </w:p>
-    <w:p>
-      <w:r>
-        <w:t>The following checks were completed after Firebase connection and cleanup preparation:</w:t>
       </w:r>
     </w:p>
     <w:p>
@@ -718,7 +493,7 @@
         <w:pStyle w:val="ListBullet"/>
       </w:pPr>
       <w:r>
-        <w:t>Browser screenshots captured with no console errors in UI demo mode</w:t>
+        <w:t>Public pages verified in browser with no console errors</w:t>
       </w:r>
     </w:p>
     <w:sectPr>
@@ -1158,11 +933,11 @@
       <w:outlineLvl w:val="0"/>
     </w:pPr>
     <w:rPr>
-      <w:rFonts w:asciiTheme="majorHAnsi" w:eastAsiaTheme="majorEastAsia" w:hAnsiTheme="majorHAnsi" w:cstheme="majorBidi" w:ascii="Calibri" w:hAnsi="Calibri"/>
+      <w:rFonts w:asciiTheme="majorHAnsi" w:eastAsiaTheme="majorEastAsia" w:hAnsiTheme="majorHAnsi" w:cstheme="majorBidi"/>
       <w:b/>
       <w:bCs/>
       <w:color w:val="365F91" w:themeColor="accent1" w:themeShade="BF"/>
-      <w:sz w:val="32"/>
+      <w:sz w:val="28"/>
       <w:szCs w:val="28"/>
     </w:rPr>
   </w:style>
@@ -1182,7 +957,7 @@
       <w:outlineLvl w:val="1"/>
     </w:pPr>
     <w:rPr>
-      <w:rFonts w:asciiTheme="majorHAnsi" w:eastAsiaTheme="majorEastAsia" w:hAnsiTheme="majorHAnsi" w:cstheme="majorBidi" w:ascii="Calibri" w:hAnsi="Calibri"/>
+      <w:rFonts w:asciiTheme="majorHAnsi" w:eastAsiaTheme="majorEastAsia" w:hAnsiTheme="majorHAnsi" w:cstheme="majorBidi"/>
       <w:b/>
       <w:bCs/>
       <w:color w:val="4F81BD" w:themeColor="accent1"/>
@@ -1447,11 +1222,11 @@
       <w:contextualSpacing/>
     </w:pPr>
     <w:rPr>
-      <w:rFonts w:asciiTheme="majorHAnsi" w:eastAsiaTheme="majorEastAsia" w:hAnsiTheme="majorHAnsi" w:cstheme="majorBidi" w:ascii="Calibri" w:hAnsi="Calibri"/>
+      <w:rFonts w:asciiTheme="majorHAnsi" w:eastAsiaTheme="majorEastAsia" w:hAnsiTheme="majorHAnsi" w:cstheme="majorBidi"/>
       <w:color w:val="17365D" w:themeColor="text2" w:themeShade="BF"/>
       <w:spacing w:val="5"/>
       <w:kern w:val="28"/>
-      <w:sz w:val="48"/>
+      <w:sz w:val="52"/>
       <w:szCs w:val="52"/>
     </w:rPr>
   </w:style>
